--- a/fomo_two_papers/deliverables/paper1/Paper1_Questionnaire.docx
+++ b/fomo_two_papers/deliverables/paper1/Paper1_Questionnaire.docx
@@ -42,7 +42,7 @@
       <w:pPr>
         <w:keepNext/>
         <w:bidi/>
-        <w:spacing w:before="160" w:after="80" w:line="240" w:lineRule="auto"/>
+        <w:spacing w:before="110" w:after="50" w:line="240" w:lineRule="auto"/>
         <w:jc w:val="left"/>
       </w:pPr>
       <w:r>
@@ -60,7 +60,7 @@
     <w:p>
       <w:pPr>
         <w:bidi/>
-        <w:spacing w:before="0" w:after="80" w:line="240" w:lineRule="auto"/>
+        <w:spacing w:before="0" w:after="50" w:line="240" w:lineRule="auto"/>
         <w:ind w:firstLine="360"/>
         <w:jc w:val="both"/>
       </w:pPr>
@@ -117,7 +117,7 @@
     <w:p>
       <w:pPr>
         <w:bidi/>
-        <w:spacing w:before="0" w:after="80" w:line="240" w:lineRule="auto"/>
+        <w:spacing w:before="0" w:after="50" w:line="240" w:lineRule="auto"/>
         <w:jc w:val="both"/>
       </w:pPr>
       <w:r>
@@ -175,7 +175,7 @@
       <w:pPr>
         <w:keepNext/>
         <w:bidi/>
-        <w:spacing w:before="160" w:after="80" w:line="240" w:lineRule="auto"/>
+        <w:spacing w:before="110" w:after="50" w:line="240" w:lineRule="auto"/>
         <w:jc w:val="left"/>
       </w:pPr>
       <w:r>
@@ -762,7 +762,7 @@
       <w:pPr>
         <w:keepNext/>
         <w:bidi/>
-        <w:spacing w:before="160" w:after="80" w:line="240" w:lineRule="auto"/>
+        <w:spacing w:before="110" w:after="50" w:line="240" w:lineRule="auto"/>
         <w:jc w:val="left"/>
       </w:pPr>
       <w:r>
@@ -780,7 +780,7 @@
     <w:p>
       <w:pPr>
         <w:bidi/>
-        <w:spacing w:before="0" w:after="80" w:line="240" w:lineRule="auto"/>
+        <w:spacing w:before="0" w:after="50" w:line="240" w:lineRule="auto"/>
         <w:jc w:val="both"/>
       </w:pPr>
       <w:r>
@@ -808,7 +808,7 @@
       <w:pPr>
         <w:keepNext/>
         <w:bidi/>
-        <w:spacing w:before="160" w:after="80" w:line="240" w:lineRule="auto"/>
+        <w:spacing w:before="110" w:after="50" w:line="240" w:lineRule="auto"/>
         <w:jc w:val="left"/>
       </w:pPr>
       <w:r>
@@ -1892,7 +1892,7 @@
       <w:pPr>
         <w:keepNext/>
         <w:bidi/>
-        <w:spacing w:before="160" w:after="80" w:line="240" w:lineRule="auto"/>
+        <w:spacing w:before="110" w:after="50" w:line="240" w:lineRule="auto"/>
         <w:jc w:val="left"/>
       </w:pPr>
       <w:r>
@@ -3135,7 +3135,7 @@
       <w:pPr>
         <w:keepNext/>
         <w:bidi/>
-        <w:spacing w:before="160" w:after="80" w:line="240" w:lineRule="auto"/>
+        <w:spacing w:before="110" w:after="50" w:line="240" w:lineRule="auto"/>
         <w:jc w:val="left"/>
       </w:pPr>
       <w:r>
@@ -4219,7 +4219,7 @@
       <w:pPr>
         <w:keepNext/>
         <w:bidi/>
-        <w:spacing w:before="160" w:after="80" w:line="240" w:lineRule="auto"/>
+        <w:spacing w:before="110" w:after="50" w:line="240" w:lineRule="auto"/>
         <w:jc w:val="left"/>
       </w:pPr>
       <w:r>
@@ -5303,7 +5303,7 @@
       <w:pPr>
         <w:keepNext/>
         <w:bidi/>
-        <w:spacing w:before="160" w:after="80" w:line="240" w:lineRule="auto"/>
+        <w:spacing w:before="110" w:after="50" w:line="240" w:lineRule="auto"/>
         <w:jc w:val="left"/>
       </w:pPr>
       <w:r>
@@ -6386,7 +6386,7 @@
     <w:p>
       <w:pPr>
         <w:bidi/>
-        <w:spacing w:before="0" w:after="80" w:line="240" w:lineRule="auto"/>
+        <w:spacing w:before="0" w:after="50" w:line="240" w:lineRule="auto"/>
         <w:jc w:val="both"/>
       </w:pPr>
       <w:r>
@@ -6413,7 +6413,7 @@
     <w:p>
       <w:pPr>
         <w:bidi/>
-        <w:spacing w:before="0" w:after="80" w:line="240" w:lineRule="auto"/>
+        <w:spacing w:before="0" w:after="50" w:line="240" w:lineRule="auto"/>
         <w:jc w:val="center"/>
       </w:pPr>
       <w:r>
@@ -6453,7 +6453,7 @@
       <w:pPr>
         <w:keepNext/>
         <w:bidi/>
-        <w:spacing w:before="160" w:after="80" w:line="240" w:lineRule="auto"/>
+        <w:spacing w:before="110" w:after="50" w:line="240" w:lineRule="auto"/>
         <w:jc w:val="left"/>
       </w:pPr>
       <w:r>
@@ -7110,7 +7110,7 @@
     <w:p>
       <w:pPr>
         <w:bidi/>
-        <w:spacing w:before="0" w:after="80" w:line="240" w:lineRule="auto"/>
+        <w:spacing w:before="0" w:after="50" w:line="240" w:lineRule="auto"/>
         <w:jc w:val="both"/>
       </w:pPr>
       <w:r>
@@ -7138,7 +7138,7 @@
       <w:pPr>
         <w:keepNext/>
         <w:bidi/>
-        <w:spacing w:before="160" w:after="80" w:line="240" w:lineRule="auto"/>
+        <w:spacing w:before="110" w:after="50" w:line="240" w:lineRule="auto"/>
         <w:jc w:val="left"/>
       </w:pPr>
       <w:r>
@@ -7156,7 +7156,7 @@
     <w:p>
       <w:pPr>
         <w:bidi/>
-        <w:spacing w:before="0" w:after="80" w:line="240" w:lineRule="auto"/>
+        <w:spacing w:before="0" w:after="50" w:line="240" w:lineRule="auto"/>
         <w:jc w:val="both"/>
       </w:pPr>
       <w:r>
@@ -8004,7 +8004,7 @@
     <w:p>
       <w:pPr>
         <w:bidi/>
-        <w:spacing w:before="0" w:after="80" w:line="240" w:lineRule="auto"/>
+        <w:spacing w:before="0" w:after="50" w:line="240" w:lineRule="auto"/>
         <w:jc w:val="both"/>
       </w:pPr>
       <w:r>
@@ -8070,9 +8070,36 @@
     </w:p>
     <w:p>
       <w:pPr>
+        <w:bidi/>
+        <w:spacing w:before="0" w:after="50" w:line="240" w:lineRule="auto"/>
+        <w:jc w:val="both"/>
+      </w:pPr>
+      <w:r>
+        <w:rPr>
+          <w:rFonts w:ascii="Times New Roman" w:hAnsi="Times New Roman" w:cs="B Nazanin" w:eastAsia="Times New Roman"/>
+          <w:b/>
+          <w:bCs/>
+          <w:sz w:val="24"/>
+          <w:szCs w:val="24"/>
+          <w:lang w:val="en-US" w:bidi="fa-IR"/>
+        </w:rPr>
+        <w:t xml:space="preserve">تذکر روش‌شناختی:</w:t>
+      </w:r>
+      <w:r>
+        <w:rPr>
+          <w:rFonts w:ascii="Times New Roman" w:hAnsi="Times New Roman" w:cs="B Nazanin" w:eastAsia="Times New Roman"/>
+          <w:sz w:val="24"/>
+          <w:szCs w:val="24"/>
+          <w:lang w:val="en-US" w:bidi="fa-IR"/>
+        </w:rPr>
+        <w:t xml:space="preserve"> میانگین یا جمع گویه‌ها فقط برای گزارش توصیفی و بازخورد به پاسخ‌دهنده مناسب است. در مقالهٔ مربوط، همهٔ تحلیل‌ها بر پایهٔ مدل متغیر پنهان انجام شده است (هر گویه مستقیماً به سازهٔ خود متصل است و هیچ نمرهٔ ترکیبی ساخته نمی‌شود)؛ اگر نمرهٔ فردی برای هر پاسخ‌دهنده لازم باشد، نمرهٔ عاملی مبتنی بر بارهای مدل اندازه‌گیری (روش رگرسیونی) توصیه می‌شود.</w:t>
+      </w:r>
+    </w:p>
+    <w:p>
+      <w:pPr>
         <w:keepNext/>
         <w:bidi/>
-        <w:spacing w:before="160" w:after="80" w:line="240" w:lineRule="auto"/>
+        <w:spacing w:before="110" w:after="50" w:line="240" w:lineRule="auto"/>
         <w:jc w:val="left"/>
       </w:pPr>
       <w:r>
@@ -8738,7 +8765,7 @@
       <w:pPr>
         <w:keepNext/>
         <w:bidi/>
-        <w:spacing w:before="160" w:after="80" w:line="240" w:lineRule="auto"/>
+        <w:spacing w:before="110" w:after="50" w:line="240" w:lineRule="auto"/>
         <w:jc w:val="left"/>
       </w:pPr>
       <w:r>
@@ -8756,7 +8783,7 @@
     <w:p>
       <w:pPr>
         <w:bidi/>
-        <w:spacing w:before="0" w:after="80" w:line="240" w:lineRule="auto"/>
+        <w:spacing w:before="0" w:after="50" w:line="240" w:lineRule="auto"/>
         <w:jc w:val="both"/>
       </w:pPr>
       <w:r>
@@ -8783,7 +8810,7 @@
     <w:p>
       <w:pPr>
         <w:bidi/>
-        <w:spacing w:before="0" w:after="80" w:line="240" w:lineRule="auto"/>
+        <w:spacing w:before="0" w:after="50" w:line="240" w:lineRule="auto"/>
         <w:jc w:val="both"/>
       </w:pPr>
       <w:r>
@@ -8810,7 +8837,7 @@
     <w:p>
       <w:pPr>
         <w:bidi/>
-        <w:spacing w:before="0" w:after="80" w:line="240" w:lineRule="auto"/>
+        <w:spacing w:before="0" w:after="50" w:line="240" w:lineRule="auto"/>
         <w:jc w:val="both"/>
       </w:pPr>
       <w:r>
@@ -8837,7 +8864,7 @@
     <w:p>
       <w:pPr>
         <w:bidi/>
-        <w:spacing w:before="0" w:after="80" w:line="240" w:lineRule="auto"/>
+        <w:spacing w:before="0" w:after="50" w:line="240" w:lineRule="auto"/>
         <w:jc w:val="both"/>
       </w:pPr>
       <w:r>
@@ -8864,7 +8891,7 @@
     <w:p>
       <w:pPr>
         <w:bidi/>
-        <w:spacing w:before="0" w:after="80" w:line="240" w:lineRule="auto"/>
+        <w:spacing w:before="0" w:after="50" w:line="240" w:lineRule="auto"/>
         <w:jc w:val="both"/>
       </w:pPr>
       <w:r>
@@ -8891,7 +8918,7 @@
     <w:p>
       <w:pPr>
         <w:bidi/>
-        <w:spacing w:before="0" w:after="80" w:line="240" w:lineRule="auto"/>
+        <w:spacing w:before="0" w:after="50" w:line="240" w:lineRule="auto"/>
         <w:jc w:val="both"/>
       </w:pPr>
       <w:r>
@@ -8919,7 +8946,7 @@
       <w:pPr>
         <w:keepNext/>
         <w:bidi/>
-        <w:spacing w:before="160" w:after="80" w:line="240" w:lineRule="auto"/>
+        <w:spacing w:before="110" w:after="50" w:line="240" w:lineRule="auto"/>
         <w:jc w:val="left"/>
       </w:pPr>
       <w:r>
@@ -8937,7 +8964,7 @@
     <w:p>
       <w:pPr>
         <w:bidi/>
-        <w:spacing w:before="0" w:after="80" w:line="240" w:lineRule="auto"/>
+        <w:spacing w:before="0" w:after="50" w:line="240" w:lineRule="auto"/>
         <w:jc w:val="both"/>
       </w:pPr>
       <w:r>
@@ -11312,7 +11339,7 @@
       <w:pPr>
         <w:keepNext/>
         <w:bidi/>
-        <w:spacing w:before="160" w:after="80" w:line="240" w:lineRule="auto"/>
+        <w:spacing w:before="110" w:after="50" w:line="240" w:lineRule="auto"/>
         <w:jc w:val="left"/>
       </w:pPr>
       <w:r>
@@ -11329,7 +11356,7 @@
     </w:p>
     <w:p>
       <w:pPr>
-        <w:spacing w:before="0" w:after="60" w:line="240" w:lineRule="auto"/>
+        <w:spacing w:before="0" w:after="30" w:line="240" w:lineRule="auto"/>
         <w:jc w:val="left"/>
       </w:pPr>
       <w:r>
@@ -11344,7 +11371,7 @@
     </w:p>
     <w:p>
       <w:pPr>
-        <w:spacing w:before="0" w:after="60" w:line="240" w:lineRule="auto"/>
+        <w:spacing w:before="0" w:after="30" w:line="240" w:lineRule="auto"/>
         <w:jc w:val="left"/>
       </w:pPr>
       <w:r>
@@ -11359,7 +11386,7 @@
     </w:p>
     <w:p>
       <w:pPr>
-        <w:spacing w:before="0" w:after="60" w:line="240" w:lineRule="auto"/>
+        <w:spacing w:before="0" w:after="30" w:line="240" w:lineRule="auto"/>
         <w:jc w:val="left"/>
       </w:pPr>
       <w:r>
@@ -11374,7 +11401,7 @@
     </w:p>
     <w:p>
       <w:pPr>
-        <w:spacing w:before="0" w:after="60" w:line="240" w:lineRule="auto"/>
+        <w:spacing w:before="0" w:after="30" w:line="240" w:lineRule="auto"/>
         <w:jc w:val="left"/>
       </w:pPr>
       <w:r>
@@ -11389,7 +11416,7 @@
     </w:p>
     <w:p>
       <w:pPr>
-        <w:spacing w:before="0" w:after="60" w:line="240" w:lineRule="auto"/>
+        <w:spacing w:before="0" w:after="30" w:line="240" w:lineRule="auto"/>
         <w:jc w:val="left"/>
       </w:pPr>
       <w:r>
@@ -11404,7 +11431,7 @@
     </w:p>
     <w:p>
       <w:pPr>
-        <w:spacing w:before="0" w:after="60" w:line="240" w:lineRule="auto"/>
+        <w:spacing w:before="0" w:after="30" w:line="240" w:lineRule="auto"/>
         <w:jc w:val="left"/>
       </w:pPr>
       <w:r>
@@ -11419,7 +11446,7 @@
     </w:p>
     <w:p>
       <w:pPr>
-        <w:spacing w:before="0" w:after="60" w:line="240" w:lineRule="auto"/>
+        <w:spacing w:before="0" w:after="30" w:line="240" w:lineRule="auto"/>
         <w:jc w:val="left"/>
       </w:pPr>
       <w:r>
@@ -11434,7 +11461,7 @@
     </w:p>
     <w:p>
       <w:pPr>
-        <w:spacing w:before="0" w:after="60" w:line="240" w:lineRule="auto"/>
+        <w:spacing w:before="0" w:after="30" w:line="240" w:lineRule="auto"/>
         <w:jc w:val="left"/>
       </w:pPr>
       <w:r>
@@ -11449,7 +11476,7 @@
     </w:p>
     <w:p>
       <w:pPr>
-        <w:spacing w:before="0" w:after="60" w:line="240" w:lineRule="auto"/>
+        <w:spacing w:before="0" w:after="30" w:line="240" w:lineRule="auto"/>
         <w:jc w:val="left"/>
       </w:pPr>
       <w:r>
@@ -11464,7 +11491,7 @@
     </w:p>
     <w:p>
       <w:pPr>
-        <w:spacing w:before="0" w:after="60" w:line="240" w:lineRule="auto"/>
+        <w:spacing w:before="0" w:after="30" w:line="240" w:lineRule="auto"/>
         <w:jc w:val="left"/>
       </w:pPr>
       <w:r>
@@ -11479,7 +11506,7 @@
     </w:p>
     <w:p>
       <w:pPr>
-        <w:spacing w:before="0" w:after="60" w:line="240" w:lineRule="auto"/>
+        <w:spacing w:before="0" w:after="30" w:line="240" w:lineRule="auto"/>
         <w:jc w:val="left"/>
       </w:pPr>
       <w:r>
@@ -11494,7 +11521,7 @@
     </w:p>
     <w:p>
       <w:pPr>
-        <w:spacing w:before="0" w:after="60" w:line="240" w:lineRule="auto"/>
+        <w:spacing w:before="0" w:after="30" w:line="240" w:lineRule="auto"/>
         <w:jc w:val="left"/>
       </w:pPr>
       <w:r>
@@ -11509,7 +11536,7 @@
     </w:p>
     <w:p>
       <w:pPr>
-        <w:spacing w:before="0" w:after="60" w:line="240" w:lineRule="auto"/>
+        <w:spacing w:before="0" w:after="30" w:line="240" w:lineRule="auto"/>
         <w:jc w:val="left"/>
       </w:pPr>
       <w:r>
@@ -11524,7 +11551,7 @@
     </w:p>
     <w:p>
       <w:pPr>
-        <w:spacing w:before="0" w:after="60" w:line="240" w:lineRule="auto"/>
+        <w:spacing w:before="0" w:after="30" w:line="240" w:lineRule="auto"/>
         <w:jc w:val="left"/>
       </w:pPr>
       <w:r>
@@ -11539,7 +11566,7 @@
     </w:p>
     <w:p>
       <w:pPr>
-        <w:spacing w:before="0" w:after="60" w:line="240" w:lineRule="auto"/>
+        <w:spacing w:before="0" w:after="30" w:line="240" w:lineRule="auto"/>
         <w:jc w:val="left"/>
       </w:pPr>
       <w:r>
@@ -11554,7 +11581,7 @@
     </w:p>
     <w:p>
       <w:pPr>
-        <w:spacing w:before="0" w:after="60" w:line="240" w:lineRule="auto"/>
+        <w:spacing w:before="0" w:after="30" w:line="240" w:lineRule="auto"/>
         <w:jc w:val="left"/>
       </w:pPr>
       <w:r>
@@ -11569,7 +11596,7 @@
     </w:p>
     <w:p>
       <w:pPr>
-        <w:spacing w:before="0" w:after="60" w:line="240" w:lineRule="auto"/>
+        <w:spacing w:before="0" w:after="30" w:line="240" w:lineRule="auto"/>
         <w:jc w:val="left"/>
       </w:pPr>
       <w:r>
